--- a/courseware/CSCU/Workshop-Policy-Generator-CSCU.docx
+++ b/courseware/CSCU/Workshop-Policy-Generator-CSCU.docx
@@ -541,6 +541,38 @@
           <w:color w:val="0A3D52"/>
         </w:rPr>
         <w:t xml:space="preserve">python -m policy_generator info path/to/registry.&lt;uuid&gt;.json</w:t>
+      </w:r>
+    </w:p>
+    <w:p>
+      <w:pPr>
+        <w:spacing w:after="120"/>
+      </w:pPr>
+      <w:r>
+        <w:t xml:space="preserve">(When this repo is cloned into the same folder as </w:t>
+      </w:r>
+      <w:r>
+        <w:rPr>
+          <w:rFonts w:ascii="Consolas" w:hAnsi="Consolas"/>
+          <w:color w:val="0A5560"/>
+          <w:sz w:val="20"/>
+          <w:szCs w:val="20"/>
+        </w:rPr>
+        <w:t xml:space="preserve">glossary_generator/</w:t>
+      </w:r>
+      <w:r>
+        <w:t xml:space="preserve"> — the lab VM's </w:t>
+      </w:r>
+      <w:r>
+        <w:rPr>
+          <w:rFonts w:ascii="Consolas" w:hAnsi="Consolas"/>
+          <w:color w:val="0A5560"/>
+          <w:sz w:val="20"/>
+          <w:szCs w:val="20"/>
+        </w:rPr>
+        <w:t xml:space="preserve">~/PDC-Demo</w:t>
+      </w:r>
+      <w:r>
+        <w:t xml:space="preserve"> layout — you can omit the path: the newest Registry is auto-discovered, in the CLI and on the web UI's Load card.)</w:t>
       </w:r>
     </w:p>
     <w:p>
